--- a/9.1.3.5-qauipsizdik/list-raboty-s-tekstom-9.1.3.5-ru.docx
+++ b/9.1.3.5-qauipsizdik/list-raboty-s-tekstom-9.1.3.5-ru.docx
@@ -273,7 +273,7 @@
           <w:sz w:val="22"/>
           <w:szCs w:val="22"/>
         </w:rPr>
-        <w:t xml:space="preserve">Прочитайте текст и поставьте у каждого абзаца пометку: ✓ — знал(а), + — новое, − — думал(а) иначе, ? — непонятно / есть вопрос.</w:t>
+        <w:t xml:space="preserve">Прочитайте текст и поставьте у каждого абзаца пометку: ✓ — знал(а), ½ — знаю частично, + — новое, − — думал(а) иначе, ? — непонятно / есть вопрос.</w:t>
       </w:r>
     </w:p>
     <w:tbl>
